--- a/CV_Aspuro_Amarulloh_Khoiri_ATS.docx
+++ b/CV_Aspuro_Amarulloh_Khoiri_ATS.docx
@@ -1293,27 +1293,66 @@
         <w:t>Pelatihan pengembangan diri: Achievement Motivation Training (Politeknik LP3I Jakarta); Beauty &amp; Handsome Class (Mirabella, Martha Tilaar Group); Table Manner Course (Kagum Hotel Group)</w:t>
       </w:r>
     </w:p>
-    <w:p/>
-    <w:p/>
-    <w:p/>
-    <w:p>
-      <w:r>
-        <w:rPr>
-          <w:noProof/>
-        </w:rPr>
+    <w:p>
+      <w:pPr>
+        <w:spacing w:after="30"/>
+      </w:pPr>
+    </w:p>
+    <w:p>
+      <w:pPr>
+        <w:spacing w:after="30"/>
+      </w:pPr>
+    </w:p>
+    <w:p>
+      <w:pPr>
+        <w:spacing w:after="30"/>
+      </w:pPr>
+    </w:p>
+    <w:p>
+      <w:pPr>
+        <w:spacing w:after="30"/>
+      </w:pPr>
+    </w:p>
+    <w:p>
+      <w:pPr>
+        <w:spacing w:after="30"/>
+      </w:pPr>
+    </w:p>
+    <w:p>
+      <w:pPr>
+        <w:spacing w:after="30"/>
+      </w:pPr>
+    </w:p>
+    <w:p>
+      <w:pPr>
+        <w:spacing w:after="30"/>
+      </w:pPr>
+    </w:p>
+    <w:p>
+      <w:pPr>
+        <w:spacing w:after="30"/>
+      </w:pPr>
+    </w:p>
+    <w:p>
+      <w:pPr>
+        <w:spacing w:after="30"/>
+      </w:pPr>
+    </w:p>
+    <w:p>
+      <w:r>
         <w:drawing>
-          <wp:anchor distT="0" distB="0" distL="114300" distR="114300" simplePos="0" relativeHeight="251660288" behindDoc="0" locked="0" layoutInCell="1" allowOverlap="1" wp14:anchorId="4A3121B3" wp14:editId="701EAB68">
+          <wp:anchor distT="0" distB="0" distL="114300" distR="114300" simplePos="0" relativeHeight="251660288" behindDoc="0" locked="0" layoutInCell="1" allowOverlap="1" wp14:anchorId="797FD283" wp14:editId="6845BECB">
             <wp:simplePos x="0" y="0"/>
             <wp:positionH relativeFrom="column">
-              <wp:posOffset>123825</wp:posOffset>
+              <wp:posOffset>-47625</wp:posOffset>
             </wp:positionH>
             <wp:positionV relativeFrom="paragraph">
-              <wp:posOffset>21590</wp:posOffset>
+              <wp:posOffset>167452</wp:posOffset>
             </wp:positionV>
-            <wp:extent cx="876300" cy="876300"/>
+            <wp:extent cx="1203767" cy="1219200"/>
             <wp:effectExtent l="0" t="0" r="0" b="0"/>
             <wp:wrapNone/>
-            <wp:docPr id="1432964093" name="Picture 3"/>
+            <wp:docPr id="378446305" name="Picture 1"/>
             <wp:cNvGraphicFramePr>
               <a:graphicFrameLocks xmlns:a="http://schemas.openxmlformats.org/drawingml/2006/main" noChangeAspect="1"/>
             </wp:cNvGraphicFramePr>
@@ -1321,44 +1360,46 @@
               <a:graphicData uri="http://schemas.openxmlformats.org/drawingml/2006/picture">
                 <pic:pic xmlns:pic="http://schemas.openxmlformats.org/drawingml/2006/picture">
                   <pic:nvPicPr>
-                    <pic:cNvPr id="0" name="Picture 3"/>
-                    <pic:cNvPicPr>
-                      <a:picLocks noChangeAspect="1" noChangeArrowheads="1"/>
-                    </pic:cNvPicPr>
+                    <pic:cNvPr id="378446305" name=""/>
+                    <pic:cNvPicPr/>
                   </pic:nvPicPr>
                   <pic:blipFill>
-                    <a:blip r:embed="rId7">
+                    <a:blip r:embed="rId7" cstate="print">
                       <a:extLst>
                         <a:ext uri="{28A0092B-C50C-407E-A947-70E740481C1C}">
                           <a14:useLocalDpi xmlns:a14="http://schemas.microsoft.com/office/drawing/2010/main" val="0"/>
                         </a:ext>
                       </a:extLst>
                     </a:blip>
-                    <a:srcRect/>
                     <a:stretch>
                       <a:fillRect/>
                     </a:stretch>
                   </pic:blipFill>
-                  <pic:spPr bwMode="auto">
+                  <pic:spPr>
                     <a:xfrm>
                       <a:off x="0" y="0"/>
-                      <a:ext cx="876300" cy="876300"/>
+                      <a:ext cx="1203767" cy="1219200"/>
                     </a:xfrm>
                     <a:prstGeom prst="rect">
                       <a:avLst/>
                     </a:prstGeom>
-                    <a:noFill/>
-                    <a:ln>
-                      <a:noFill/>
-                    </a:ln>
                   </pic:spPr>
                 </pic:pic>
               </a:graphicData>
             </a:graphic>
+            <wp14:sizeRelH relativeFrom="margin">
+              <wp14:pctWidth>0</wp14:pctWidth>
+            </wp14:sizeRelH>
+            <wp14:sizeRelV relativeFrom="margin">
+              <wp14:pctHeight>0</wp14:pctHeight>
+            </wp14:sizeRelV>
           </wp:anchor>
         </w:drawing>
       </w:r>
     </w:p>
+    <w:p/>
+    <w:p/>
+    <w:p/>
     <w:p/>
     <w:p>
       <w:pPr>

--- a/CV_Aspuro_Amarulloh_Khoiri_ATS.docx
+++ b/CV_Aspuro_Amarulloh_Khoiri_ATS.docx
@@ -410,6 +410,109 @@
           <w:sz w:val="22"/>
           <w:szCs w:val="22"/>
         </w:rPr>
+        <w:t>Expedition Administration Staff</w:t>
+      </w:r>
+      <w:r>
+        <w:rPr>
+          <w:color w:val="5A6488"/>
+          <w:sz w:val="20"/>
+          <w:szCs w:val="20"/>
+        </w:rPr>
+        <w:tab/>
+        <w:t>Jan 202</w:t>
+      </w:r>
+      <w:r>
+        <w:rPr>
+          <w:color w:val="5A6488"/>
+          <w:sz w:val="20"/>
+          <w:szCs w:val="20"/>
+        </w:rPr>
+        <w:t>3</w:t>
+      </w:r>
+      <w:r>
+        <w:rPr>
+          <w:color w:val="5A6488"/>
+          <w:sz w:val="20"/>
+          <w:szCs w:val="20"/>
+        </w:rPr>
+        <w:t xml:space="preserve"> – </w:t>
+      </w:r>
+      <w:r>
+        <w:rPr>
+          <w:color w:val="5A6488"/>
+          <w:sz w:val="20"/>
+          <w:szCs w:val="20"/>
+        </w:rPr>
+        <w:t>Apr</w:t>
+      </w:r>
+      <w:r>
+        <w:rPr>
+          <w:color w:val="5A6488"/>
+          <w:sz w:val="20"/>
+          <w:szCs w:val="20"/>
+        </w:rPr>
+        <w:t xml:space="preserve"> 2023</w:t>
+      </w:r>
+    </w:p>
+    <w:p>
+      <w:pPr>
+        <w:keepNext/>
+        <w:spacing w:after="40"/>
+      </w:pPr>
+      <w:r>
+        <w:rPr>
+          <w:b/>
+          <w:bCs/>
+          <w:color w:val="3F51D6"/>
+        </w:rPr>
+        <w:t xml:space="preserve">PT </w:t>
+      </w:r>
+      <w:r>
+        <w:rPr>
+          <w:b/>
+          <w:bCs/>
+          <w:color w:val="3F51D6"/>
+        </w:rPr>
+        <w:t>Masuya Graha Trikencana</w:t>
+      </w:r>
+    </w:p>
+    <w:p>
+      <w:pPr>
+        <w:pStyle w:val="ListParagraph"/>
+        <w:numPr>
+          <w:ilvl w:val="0"/>
+          <w:numId w:val="2"/>
+        </w:numPr>
+        <w:spacing w:after="30"/>
+        <w:rPr>
+          <w:lang w:val="fi-FI"/>
+        </w:rPr>
+      </w:pPr>
+      <w:r>
+        <w:rPr>
+          <w:sz w:val="20"/>
+          <w:szCs w:val="20"/>
+          <w:lang w:val="fi-FI"/>
+        </w:rPr>
+        <w:t>Mengelola administrasi ekspedisi dan dokumen pengiriman.</w:t>
+      </w:r>
+    </w:p>
+    <w:p>
+      <w:pPr>
+        <w:keepNext/>
+        <w:tabs>
+          <w:tab w:val="right" w:pos="9746"/>
+        </w:tabs>
+        <w:spacing w:before="130"/>
+      </w:pPr>
+      <w:r>
+        <w:rPr>
+          <w:b/>
+          <w:bCs/>
+          <w:color w:val="1D2745"/>
+          <w:sz w:val="22"/>
+          <w:szCs w:val="22"/>
+        </w:rPr>
         <w:t>Customer Service Monitoring Staff</w:t>
       </w:r>
       <w:r>
@@ -816,6 +919,7 @@
           <w:sz w:val="20"/>
           <w:szCs w:val="20"/>
         </w:rPr>
+        <w:lastRenderedPageBreak/>
         <w:t xml:space="preserve">Warehouse ERP: </w:t>
       </w:r>
       <w:r>
@@ -897,7 +1001,6 @@
           <w:sz w:val="20"/>
           <w:szCs w:val="20"/>
         </w:rPr>
-        <w:lastRenderedPageBreak/>
         <w:t xml:space="preserve">Delivery Sync: </w:t>
       </w:r>
       <w:r>
@@ -1340,6 +1443,9 @@
     </w:p>
     <w:p>
       <w:r>
+        <w:rPr>
+          <w:noProof/>
+        </w:rPr>
         <w:drawing>
           <wp:anchor distT="0" distB="0" distL="114300" distR="114300" simplePos="0" relativeHeight="251660288" behindDoc="0" locked="0" layoutInCell="1" allowOverlap="1" wp14:anchorId="797FD283" wp14:editId="6845BECB">
             <wp:simplePos x="0" y="0"/>
@@ -2194,7 +2300,6 @@
   <w:style w:type="character" w:default="1" w:styleId="DefaultParagraphFont">
     <w:name w:val="Default Paragraph Font"/>
     <w:uiPriority w:val="1"/>
-    <w:semiHidden/>
     <w:unhideWhenUsed/>
   </w:style>
   <w:style w:type="table" w:default="1" w:styleId="TableNormal">
